--- a/Rapid Cortex Internal Docs/Contract_legal stuff/RapidCortexNDAInternal.docx
+++ b/Rapid Cortex Internal Docs/Contract_legal stuff/RapidCortexNDAInternal.docx
@@ -52,7 +52,7 @@
           <w:sz w:val="52"/>
           <w:szCs w:val="52"/>
         </w:rPr>
-        <w:t>/B/A RAPID CORTEX</w:t>
+        <w:t>/B/A NEXCORT IQ</w:t>
       </w:r>
     </w:p>
     <w:p>
@@ -210,7 +210,7 @@
               <w:rPr>
                 <w:color w:val="0D1B2A"/>
               </w:rPr>
-              <w:t>/b/a Rapid Cortex, a Georgia limited liability company</w:t>
+              <w:t>/b/a NexCort iQ, a Georgia limited liability company</w:t>
             </w:r>
           </w:p>
         </w:tc>
@@ -538,7 +538,7 @@
         <w:rPr>
           <w:color w:val="0D1B2A"/>
         </w:rPr>
-        <w:t>/b/a Rapid Cortex</w:t>
+        <w:t>/b/a NexCort iQ</w:t>
       </w:r>
       <w:r>
         <w:rPr>
@@ -662,7 +662,7 @@
         <w:rPr>
           <w:color w:val="0D1B2A"/>
         </w:rPr>
-        <w:t>/b/a Rapid Cortex, a Georgia limited liability company, including its officers, directors, managers, members, employees, contractors, agents, affiliates, subsidiaries, successors, and assigns.</w:t>
+        <w:t>/b/a NexCort iQ, a Georgia limited liability company, including its officers, directors, managers, members, employees, contractors, agents, affiliates, subsidiaries, successors, and assigns.</w:t>
       </w:r>
     </w:p>
     <w:p>
@@ -785,7 +785,7 @@
         <w:rPr>
           <w:color w:val="0D1B2A"/>
         </w:rPr>
-        <w:t>Platform and Product Information: Features, capabilities, roadmap, unreleased features, AI model training data and configurations, integration patterns, CAD integration specifications, dispatch workflow designs, product specifications, UI/UX designs, and any prototype or pre-release materials relating to the Rapid Cortex platform or any component thereof;</w:t>
+        <w:t>Platform and Product Information: Features, capabilities, roadmap, unreleased features, AI model training data and configurations, integration patterns, CAD integration specifications, dispatch workflow designs, product specifications, UI/UX designs, and any prototype or pre-release materials relating to the NexCort iQ platform or any component thereof;</w:t>
       </w:r>
     </w:p>
     <w:p>
@@ -3544,7 +3544,7 @@
           <w:iCs/>
           <w:color w:val="8A9BB0"/>
         </w:rPr>
-        <w:t>Apps on Demand, LLC  d/b/a Rapid Cortex — Confidentiality and Non-Disclosure Agreement</w:t>
+        <w:t>Apps on Demand, LLC  d/b/a NexCort iQ — Confidentiality and Non-Disclosure Agreement</w:t>
       </w:r>
     </w:p>
     <w:p>
@@ -3645,7 +3645,7 @@
                 <w:bCs/>
                 <w:color w:val="FFFFFF"/>
               </w:rPr>
-              <w:t>/B/A RAPID CORTEX</w:t>
+              <w:t>/B/A NEXCORT IQ</w:t>
             </w:r>
           </w:p>
         </w:tc>
@@ -4302,7 +4302,7 @@
           <w:sz w:val="18"/>
           <w:szCs w:val="18"/>
         </w:rPr>
-        <w:t>/b/a Rapid Cortex</w:t>
+        <w:t>/b/a NexCort iQ</w:t>
       </w:r>
       <w:r>
         <w:rPr>
@@ -4562,7 +4562,7 @@
         <w:sz w:val="18"/>
         <w:szCs w:val="18"/>
       </w:rPr>
-      <w:t>RAPID CORTEX — CONFIDENTIAL</w:t>
+      <w:t>NEXCORT IQ — CONFIDENTIAL</w:t>
     </w:r>
     <w:r>
       <w:rPr>
